--- a/blog/articles/flamengo-volume-sem-veneno.docx
+++ b/blog/articles/flamengo-volume-sem-veneno.docx
@@ -4,36 +4,6 @@
   <w:body>
     <w:p>
       <w:pPr>
-        <w:pStyle w:val="Heading1"/>
-        <w:keepNext w:val="0"/>
-        <w:keepLines w:val="0"/>
-        <w:spacing w:before="480" w:lineRule="auto"/>
-        <w:rPr>
-          <w:b w:val="1"/>
-          <w:bCs w:val="1"/>
-          <w:color w:val="303030"/>
-          <w:sz w:val="46"/>
-          <w:szCs w:val="46"/>
-          <w:highlight w:val="white"/>
-        </w:rPr>
-      </w:pPr>
-      <w:bookmarkStart w:colFirst="0" w:colLast="0" w:name="_hraeq6ci1xtq" w:id="0"/>
-      <w:bookmarkEnd w:id="0"/>
-      <w:r>
-        <w:rPr>
-          <w:b w:val="1"/>
-          <w:bCs w:val="1"/>
-          <w:color w:val="303030"/>
-          <w:sz w:val="46"/>
-          <w:szCs w:val="46"/>
-          <w:highlight w:val="white"/>
-          <w:rtl w:val="0"/>
-        </w:rPr>
-        <w:t xml:space="preserve">Volume sem veneno: a crise de eficiência ofensiva do Flamengo</w:t>
-      </w:r>
-    </w:p>
-    <w:p>
-      <w:pPr>
         <w:spacing w:after="240" w:before="240" w:lineRule="auto"/>
         <w:rPr>
           <w:b w:val="1"/>
@@ -92,8 +62,8 @@
           <w:highlight w:val="white"/>
         </w:rPr>
       </w:pPr>
-      <w:bookmarkStart w:colFirst="0" w:colLast="0" w:name="_b5c9utsb31iw" w:id="1"/>
-      <w:bookmarkEnd w:id="1"/>
+      <w:bookmarkStart w:colFirst="0" w:colLast="0" w:name="_b5c9utsb31iw" w:id="0"/>
+      <w:bookmarkEnd w:id="0"/>
       <w:r>
         <w:rPr>
           <w:b w:val="1"/>
@@ -228,8 +198,8 @@
           <w:highlight w:val="white"/>
         </w:rPr>
       </w:pPr>
-      <w:bookmarkStart w:colFirst="0" w:colLast="0" w:name="_ussp71ro4si8" w:id="2"/>
-      <w:bookmarkEnd w:id="2"/>
+      <w:bookmarkStart w:colFirst="0" w:colLast="0" w:name="_ussp71ro4si8" w:id="1"/>
+      <w:bookmarkEnd w:id="1"/>
       <w:r>
         <w:rPr>
           <w:b w:val="1"/>
@@ -258,8 +228,8 @@
           <w:highlight w:val="white"/>
         </w:rPr>
       </w:pPr>
-      <w:bookmarkStart w:colFirst="0" w:colLast="0" w:name="_i3shiu7j2hss" w:id="3"/>
-      <w:bookmarkEnd w:id="3"/>
+      <w:bookmarkStart w:colFirst="0" w:colLast="0" w:name="_i3shiu7j2hss" w:id="2"/>
+      <w:bookmarkEnd w:id="2"/>
       <w:r>
         <w:rPr>
           <w:b w:val="1"/>
@@ -576,8 +546,8 @@
           <w:highlight w:val="white"/>
         </w:rPr>
       </w:pPr>
-      <w:bookmarkStart w:colFirst="0" w:colLast="0" w:name="_l0anlm7ycbkp" w:id="4"/>
-      <w:bookmarkEnd w:id="4"/>
+      <w:bookmarkStart w:colFirst="0" w:colLast="0" w:name="_l0anlm7ycbkp" w:id="3"/>
+      <w:bookmarkEnd w:id="3"/>
       <w:r>
         <w:rPr>
           <w:b w:val="1"/>
@@ -889,8 +859,8 @@
           <w:highlight w:val="white"/>
         </w:rPr>
       </w:pPr>
-      <w:bookmarkStart w:colFirst="0" w:colLast="0" w:name="_7euorsmdi0rh" w:id="5"/>
-      <w:bookmarkEnd w:id="5"/>
+      <w:bookmarkStart w:colFirst="0" w:colLast="0" w:name="_7euorsmdi0rh" w:id="4"/>
+      <w:bookmarkEnd w:id="4"/>
       <w:r>
         <w:rPr>
           <w:b w:val="1"/>
@@ -919,8 +889,8 @@
           <w:highlight w:val="white"/>
         </w:rPr>
       </w:pPr>
-      <w:bookmarkStart w:colFirst="0" w:colLast="0" w:name="_wgnjtxan4vt8" w:id="6"/>
-      <w:bookmarkEnd w:id="6"/>
+      <w:bookmarkStart w:colFirst="0" w:colLast="0" w:name="_wgnjtxan4vt8" w:id="5"/>
+      <w:bookmarkEnd w:id="5"/>
       <w:r>
         <w:rPr>
           <w:b w:val="1"/>
@@ -1078,8 +1048,8 @@
           <w:highlight w:val="white"/>
         </w:rPr>
       </w:pPr>
-      <w:bookmarkStart w:colFirst="0" w:colLast="0" w:name="_wb1h9uaonu2" w:id="7"/>
-      <w:bookmarkEnd w:id="7"/>
+      <w:bookmarkStart w:colFirst="0" w:colLast="0" w:name="_wb1h9uaonu2" w:id="6"/>
+      <w:bookmarkEnd w:id="6"/>
       <w:r>
         <w:rPr>
           <w:b w:val="1"/>
@@ -2704,8 +2674,8 @@
           <w:highlight w:val="white"/>
         </w:rPr>
       </w:pPr>
-      <w:bookmarkStart w:colFirst="0" w:colLast="0" w:name="_sq68upreefsl" w:id="8"/>
-      <w:bookmarkEnd w:id="8"/>
+      <w:bookmarkStart w:colFirst="0" w:colLast="0" w:name="_sq68upreefsl" w:id="7"/>
+      <w:bookmarkEnd w:id="7"/>
       <w:r>
         <w:rPr>
           <w:b w:val="1"/>
@@ -2929,8 +2899,8 @@
           <w:highlight w:val="white"/>
         </w:rPr>
       </w:pPr>
-      <w:bookmarkStart w:colFirst="0" w:colLast="0" w:name="_9qn33stvxkl4" w:id="9"/>
-      <w:bookmarkEnd w:id="9"/>
+      <w:bookmarkStart w:colFirst="0" w:colLast="0" w:name="_9qn33stvxkl4" w:id="8"/>
+      <w:bookmarkEnd w:id="8"/>
       <w:r>
         <w:rPr>
           <w:b w:val="1"/>
@@ -3057,30 +3027,6 @@
       <w:pPr>
         <w:spacing w:after="240" w:before="240" w:lineRule="auto"/>
         <w:rPr>
-          <w:color w:val="303030"/>
-          <w:sz w:val="21"/>
-          <w:szCs w:val="21"/>
-          <w:highlight w:val="white"/>
-        </w:rPr>
-      </w:pPr>
-      <w:r>
-        <w:rPr>
-          <w:color w:val="303030"/>
-          <w:sz w:val="21"/>
-          <w:szCs w:val="21"/>
-          <w:highlight w:val="white"/>
-          <w:rtl w:val="0"/>
-        </w:rPr>
-        <w:t xml:space="preserve">Isso revela um padrão: o Flamengo está chegando às situações de finalização, mas raramente em condições ideais de execução. O time cria volume — o que é positivo — mas a qualidade da oportunidade criada está sendo comprometida antes do chute. Seja por marcação adversária eficiente, seja por decisões individuais que antecipam a finalização antes de limpar o espaço.</w:t>
-      </w:r>
-    </w:p>
-    <w:p>
-      <w:pPr>
-        <w:pStyle w:val="Heading3"/>
-        <w:keepNext w:val="0"/>
-        <w:keepLines w:val="0"/>
-        <w:spacing w:before="280" w:lineRule="auto"/>
-        <w:rPr>
           <w:b w:val="1"/>
           <w:bCs w:val="1"/>
           <w:color w:val="303030"/>
@@ -3089,8 +3035,16 @@
           <w:highlight w:val="white"/>
         </w:rPr>
       </w:pPr>
-      <w:bookmarkStart w:colFirst="0" w:colLast="0" w:name="_exss1i20cqiw" w:id="10"/>
-      <w:bookmarkEnd w:id="10"/>
+      <w:r>
+        <w:rPr>
+          <w:color w:val="303030"/>
+          <w:sz w:val="21"/>
+          <w:szCs w:val="21"/>
+          <w:highlight w:val="white"/>
+          <w:rtl w:val="0"/>
+        </w:rPr>
+        <w:t xml:space="preserve">Isso revela um padrão: o Flamengo está chegando às situações de finalização, mas raramente em condições ideais de execução. O time cria volume — o que é positivo — mas a qualidade da oportunidade criada está sendo comprometida antes do chute. Seja por marcação adversária eficiente, seja por decisões individuais que antecipam a finalização antes de limpar o espaço.</w:t>
+      </w:r>
       <w:r>
         <w:rPr>
           <w:b w:val="1"/>
@@ -3101,8 +3055,6 @@
           <w:highlight w:val="white"/>
           <w:rtl w:val="0"/>
         </w:rPr>
-        <w:br w:type="textWrapping"/>
-        <w:br w:type="textWrapping"/>
         <w:br w:type="textWrapping"/>
         <w:br w:type="textWrapping"/>
         <w:t xml:space="preserve">5. O Perfil de Chutadores: Quem Está Desperdiçando Mais?</w:t>
@@ -4626,8 +4578,8 @@
           <w:highlight w:val="white"/>
         </w:rPr>
       </w:pPr>
-      <w:bookmarkStart w:colFirst="0" w:colLast="0" w:name="_r0xa7n8rv4tg" w:id="11"/>
-      <w:bookmarkEnd w:id="11"/>
+      <w:bookmarkStart w:colFirst="0" w:colLast="0" w:name="_r0xa7n8rv4tg" w:id="9"/>
+      <w:bookmarkEnd w:id="9"/>
       <w:r>
         <w:rPr>
           <w:b w:val="1"/>
@@ -5014,8 +4966,8 @@
           <w:highlight w:val="white"/>
         </w:rPr>
       </w:pPr>
-      <w:bookmarkStart w:colFirst="0" w:colLast="0" w:name="_paeg4qiguxdl" w:id="12"/>
-      <w:bookmarkEnd w:id="12"/>
+      <w:bookmarkStart w:colFirst="0" w:colLast="0" w:name="_paeg4qiguxdl" w:id="10"/>
+      <w:bookmarkEnd w:id="10"/>
       <w:r>
         <w:rPr>
           <w:b w:val="1"/>
@@ -5196,8 +5148,8 @@
           <w:highlight w:val="white"/>
         </w:rPr>
       </w:pPr>
-      <w:bookmarkStart w:colFirst="0" w:colLast="0" w:name="_poi7pipt6sdr" w:id="13"/>
-      <w:bookmarkEnd w:id="13"/>
+      <w:bookmarkStart w:colFirst="0" w:colLast="0" w:name="_poi7pipt6sdr" w:id="11"/>
+      <w:bookmarkEnd w:id="11"/>
       <w:r>
         <w:rPr>
           <w:b w:val="1"/>

--- a/blog/articles/flamengo-volume-sem-veneno.docx
+++ b/blog/articles/flamengo-volume-sem-veneno.docx
@@ -5160,7 +5160,7 @@
           <w:highlight w:val="white"/>
           <w:rtl w:val="0"/>
         </w:rPr>
-        <w:t xml:space="preserve">Conclusão: O Jogo que o Flamengo Não Perdeu, Mas Deveria Ter Vencido — e o que Perdeu Sem Precisar</w:t>
+        <w:t xml:space="preserve">Conclusão: Seleção de chutes e calma na finalização são o problema</w:t>
       </w:r>
     </w:p>
     <w:p>
@@ -5271,38 +5271,26 @@
       <w:pPr>
         <w:spacing w:after="240" w:before="240" w:lineRule="auto"/>
         <w:rPr>
+          <w:b w:val="1"/>
+          <w:bCs w:val="1"/>
+          <w:color w:val="303030"/>
+          <w:sz w:val="21"/>
+          <w:szCs w:val="21"/>
+          <w:highlight w:val="white"/>
+        </w:rPr>
+      </w:pPr>
+      <w:r>
+        <w:rPr>
           <w:i w:val="1"/>
           <w:iCs w:val="1"/>
           <w:color w:val="303030"/>
           <w:sz w:val="21"/>
           <w:szCs w:val="21"/>
           <w:highlight w:val="white"/>
-        </w:rPr>
-      </w:pPr>
-      <w:r>
-        <w:rPr>
-          <w:i w:val="1"/>
-          <w:iCs w:val="1"/>
-          <w:color w:val="303030"/>
-          <w:sz w:val="21"/>
-          <w:szCs w:val="21"/>
-          <w:highlight w:val="white"/>
           <w:rtl w:val="0"/>
         </w:rPr>
         <w:t xml:space="preserve">Análise baseada em dados de rastreamento de chutes coletados para Grêmio x Flamengo (Brasileirão 2026) e Vitória x Flamengo (Copa do Brasil 2026). Métricas utilizadas: xG (Expected Goals), xGOT (Expected Goals On Target), distância de chute, situação de jogo, pé utilizado, pressão adversária, defensor na linha de chute e disponibilidade de passe alternativo.</w:t>
       </w:r>
-    </w:p>
-    <w:p>
-      <w:pPr>
-        <w:rPr>
-          <w:b w:val="1"/>
-          <w:bCs w:val="1"/>
-          <w:color w:val="303030"/>
-          <w:sz w:val="21"/>
-          <w:szCs w:val="21"/>
-          <w:highlight w:val="white"/>
-        </w:rPr>
-      </w:pPr>
       <w:r>
         <w:rPr>
           <w:rtl w:val="0"/>
